--- a/legal/01-core/04_STATEMENT_OF_WORK_SOW.docx
+++ b/legal/01-core/04_STATEMENT_OF_WORK_SOW.docx
@@ -2,79 +2,214 @@
 <file path=word/document.xml><?xml version="1.0" encoding="utf-8"?>
 <w:document xmlns:wpc="http://schemas.microsoft.com/office/word/2010/wordprocessingCanvas" xmlns:mo="http://schemas.microsoft.com/office/mac/office/2008/main" xmlns:mc="http://schemas.openxmlformats.org/markup-compatibility/2006" xmlns:mv="urn:schemas-microsoft-com:mac:vml" xmlns:o="urn:schemas-microsoft-com:office:office" xmlns:r="http://schemas.openxmlformats.org/officeDocument/2006/relationships" xmlns:m="http://schemas.openxmlformats.org/officeDocument/2006/math" xmlns:v="urn:schemas-microsoft-com:vml" xmlns:wp14="http://schemas.microsoft.com/office/word/2010/wordprocessingDrawing" xmlns:wp="http://schemas.openxmlformats.org/drawingml/2006/wordprocessingDrawing" xmlns:w10="urn:schemas-microsoft-com:office:word" xmlns:w="http://schemas.openxmlformats.org/wordprocessingml/2006/main" xmlns:w14="http://schemas.microsoft.com/office/word/2010/wordml" xmlns:wpg="http://schemas.microsoft.com/office/word/2010/wordprocessingGroup" xmlns:wpi="http://schemas.microsoft.com/office/word/2010/wordprocessingInk" xmlns:wne="http://schemas.microsoft.com/office/word/2006/wordml" xmlns:wps="http://schemas.microsoft.com/office/word/2010/wordprocessingShape" mc:Ignorable="w14 wp14">
   <w:body>
+    <w:tbl>
+      <w:tblPr>
+        <w:tblW w:type="auto" w:w="0"/>
+        <w:jc w:val="center"/>
+        <w:tblLook w:firstColumn="1" w:firstRow="1" w:lastColumn="0" w:lastRow="0" w:noHBand="0" w:noVBand="1" w:val="04A0"/>
+        <w:tblBorders>
+          <w:top w:val="none"/>
+          <w:bottom w:val="none"/>
+          <w:left w:val="none"/>
+          <w:right w:val="none"/>
+          <w:insideH w:val="none"/>
+          <w:insideV w:val="none"/>
+        </w:tblBorders>
+      </w:tblPr>
+      <w:tblGrid>
+        <w:gridCol w:w="4874"/>
+        <w:gridCol w:w="4874"/>
+      </w:tblGrid>
+      <w:tr>
+        <w:trPr>
+          <w:cantSplit/>
+        </w:trPr>
+        <w:tc>
+          <w:tcPr>
+            <w:tcW w:type="dxa" w:w="4032"/>
+            <w:vAlign w:val="center"/>
+            <w:tcW w:w="4031" w:type="dxa"/>
+            <w:tcMar>
+              <w:top w:w="40" w:type="dxa"/>
+              <w:bottom w:w="40" w:type="dxa"/>
+              <w:left w:w="60" w:type="dxa"/>
+              <w:right w:w="60" w:type="dxa"/>
+            </w:tcMar>
+            <w:shd w:fill="FFFFFF"/>
+          </w:tcPr>
+          <w:p>
+            <w:r/>
+          </w:p>
+          <w:p>
+            <w:pPr>
+              <w:spacing w:before="0" w:after="40" w:line="276" w:lineRule="auto"/>
+              <w:jc w:val="center"/>
+            </w:pPr>
+            <w:r>
+              <w:rPr>
+                <w:b/>
+              </w:rPr>
+              <w:t>ĐƠN VỊ CUNG CẤP DỊCH VỤ</w:t>
+            </w:r>
+          </w:p>
+          <w:p>
+            <w:pPr>
+              <w:spacing w:before="0" w:after="40" w:line="276" w:lineRule="auto"/>
+              <w:jc w:val="center"/>
+            </w:pPr>
+            <w:r>
+              <w:rPr>
+                <w:b/>
+              </w:rPr>
+              <w:t>LOCALMATE VIỆT NAM</w:t>
+            </w:r>
+          </w:p>
+          <w:p>
+            <w:pPr>
+              <w:spacing w:before="0" w:after="40" w:line="276" w:lineRule="auto"/>
+              <w:jc w:val="center"/>
+            </w:pPr>
+            <w:r>
+              <w:t>Số: LM-SOW-[NAM][THANG]-[STT]</w:t>
+            </w:r>
+          </w:p>
+        </w:tc>
+        <w:tc>
+          <w:tcPr>
+            <w:tcW w:type="dxa" w:w="5717"/>
+            <w:vAlign w:val="center"/>
+            <w:tcW w:w="5716" w:type="dxa"/>
+            <w:tcMar>
+              <w:top w:w="40" w:type="dxa"/>
+              <w:bottom w:w="40" w:type="dxa"/>
+              <w:left w:w="60" w:type="dxa"/>
+              <w:right w:w="60" w:type="dxa"/>
+            </w:tcMar>
+            <w:shd w:fill="FFFFFF"/>
+          </w:tcPr>
+          <w:p>
+            <w:r/>
+          </w:p>
+          <w:p>
+            <w:pPr>
+              <w:spacing w:before="0" w:after="40" w:line="276" w:lineRule="auto"/>
+              <w:jc w:val="center"/>
+            </w:pPr>
+            <w:r>
+              <w:rPr>
+                <w:b/>
+                <w:sz w:val="23"/>
+              </w:rPr>
+              <w:t>CỘNG HÒA XÃ HỘI CHỦ NGHĨA VIỆT NAM</w:t>
+            </w:r>
+          </w:p>
+          <w:p>
+            <w:pPr>
+              <w:spacing w:before="0" w:after="40" w:line="276" w:lineRule="auto"/>
+              <w:jc w:val="center"/>
+            </w:pPr>
+            <w:r>
+              <w:rPr>
+                <w:b/>
+              </w:rPr>
+              <w:t>Độc lập - Tự do - Hạnh phúc</w:t>
+            </w:r>
+          </w:p>
+          <w:p>
+            <w:pPr>
+              <w:spacing w:before="0" w:after="40" w:line="276" w:lineRule="auto"/>
+              <w:jc w:val="center"/>
+            </w:pPr>
+            <w:r>
+              <w:rPr>
+                <w:color w:val="0F172A"/>
+                <w:sz w:val="16"/>
+              </w:rPr>
+              <w:t>――――――――――――――――</w:t>
+            </w:r>
+          </w:p>
+          <w:p>
+            <w:pPr>
+              <w:spacing w:before="0" w:after="40" w:line="276" w:lineRule="auto"/>
+              <w:jc w:val="center"/>
+            </w:pPr>
+            <w:r>
+              <w:rPr>
+                <w:i/>
+                <w:color w:val="64748B"/>
+                <w:sz w:val="19"/>
+              </w:rPr>
+              <w:t>Hà Nội, ngày [NGAY] tháng [THANG] năm 202[X]</w:t>
+            </w:r>
+          </w:p>
+        </w:tc>
+      </w:tr>
+    </w:tbl>
     <w:p>
       <w:pPr>
-        <w:spacing w:before="240" w:after="120" w:line="288" w:lineRule="auto"/>
+        <w:spacing w:before="0" w:after="80"/>
+      </w:pPr>
+    </w:p>
+    <w:p>
+      <w:pPr>
+        <w:spacing w:before="240" w:after="80" w:line="288" w:lineRule="auto"/>
         <w:jc w:val="center"/>
       </w:pPr>
       <w:r>
         <w:rPr>
           <w:b/>
-          <w:color w:val="0D7647"/>
-          <w:sz w:val="30"/>
+          <w:color w:val="0F172A"/>
+          <w:sz w:val="29"/>
         </w:rPr>
         <w:t>BẢN ĐẶC TẢ PHẠM VI CÔNG VIỆC CHI TIẾT</w:t>
       </w:r>
     </w:p>
     <w:p>
       <w:pPr>
-        <w:spacing w:before="200" w:after="80" w:line="276" w:lineRule="auto"/>
-        <w:jc w:val="center"/>
+        <w:spacing w:before="20" w:after="60" w:line="276" w:lineRule="auto"/>
+        <w:jc w:val="both"/>
       </w:pPr>
       <w:r>
         <w:rPr>
           <w:b/>
-          <w:color w:val="0D7647"/>
-          <w:sz w:val="26"/>
         </w:rPr>
         <w:t>(STATEMENT OF WORK - SOW)</w:t>
       </w:r>
     </w:p>
     <w:p>
       <w:pPr>
-        <w:spacing w:after="80" w:before="0" w:line="276" w:lineRule="auto"/>
-        <w:jc w:val="left"/>
+        <w:spacing w:before="20" w:after="40" w:line="276" w:lineRule="auto"/>
+        <w:ind w:left="288"/>
+        <w:jc w:val="both"/>
       </w:pPr>
       <w:r>
         <w:rPr>
-          <w:b/>
-        </w:rPr>
-        <w:t>Mã số văn bản:</w:t>
-      </w:r>
-      <w:r>
-        <w:t xml:space="preserve"> </w:t>
-      </w:r>
-      <w:r>
-        <w:rPr>
-          <w:rFonts w:ascii="Consolas" w:hAnsi="Consolas"/>
-          <w:color w:val="B42828"/>
+          <w:i/>
+          <w:color w:val="0F172A"/>
           <w:sz w:val="20"/>
         </w:rPr>
-        <w:t>LM-SOW-[NAM][THANG]-[STT]</w:t>
-      </w:r>
-      <w:r>
-        <w:t xml:space="preserve">  </w:t>
+        <w:t>- Căn cứ Hợp đồng Dịch vụ Khung số: [SO_HOP_DONG_MSA]/LM-MSA ký ngày [NGAY_KY_MSA] giữa Hai Bên;</w:t>
       </w:r>
     </w:p>
     <w:p>
       <w:pPr>
-        <w:spacing w:after="80" w:before="0" w:line="276" w:lineRule="auto"/>
-        <w:jc w:val="left"/>
+        <w:spacing w:before="20" w:after="40" w:line="276" w:lineRule="auto"/>
+        <w:ind w:left="288"/>
+        <w:jc w:val="both"/>
       </w:pPr>
       <w:r>
         <w:rPr>
           <w:i/>
+          <w:color w:val="0F172A"/>
+          <w:sz w:val="20"/>
         </w:rPr>
-        <w:t>(Ban hành kèm theo Hợp đồng Dịch vụ Khung số: [SO_HOP_DONG_MSA]/LM-MSA hoặc Đơn đặt hàng số: [SO_DON_HANG])</w:t>
-      </w:r>
-      <w:r>
-        <w:t xml:space="preserve">  </w:t>
+        <w:t>- Căn cứ Đơn đặt hàng số: [SO_DON_HANG] và yêu cầu kỹ thuật của Dự án.</w:t>
       </w:r>
     </w:p>
     <w:p>
       <w:pPr>
-        <w:spacing w:after="80" w:before="0" w:line="276" w:lineRule="auto"/>
-        <w:jc w:val="left"/>
+        <w:spacing w:before="20" w:after="60" w:line="276" w:lineRule="auto"/>
+        <w:jc w:val="both"/>
       </w:pPr>
       <w:r>
         <w:rPr>
@@ -88,8 +223,8 @@
     </w:p>
     <w:p>
       <w:pPr>
-        <w:spacing w:after="80" w:before="0" w:line="276" w:lineRule="auto"/>
-        <w:jc w:val="left"/>
+        <w:spacing w:before="20" w:after="60" w:line="276" w:lineRule="auto"/>
+        <w:jc w:val="both"/>
       </w:pPr>
       <w:r>
         <w:rPr>
@@ -103,8 +238,8 @@
     </w:p>
     <w:p>
       <w:pPr>
-        <w:spacing w:after="80" w:before="0" w:line="276" w:lineRule="auto"/>
-        <w:jc w:val="left"/>
+        <w:spacing w:before="20" w:after="60" w:line="276" w:lineRule="auto"/>
+        <w:jc w:val="both"/>
       </w:pPr>
       <w:r>
         <w:rPr>
@@ -118,8 +253,8 @@
     </w:p>
     <w:p>
       <w:pPr>
-        <w:spacing w:after="80" w:before="0" w:line="276" w:lineRule="auto"/>
-        <w:jc w:val="left"/>
+        <w:spacing w:before="20" w:after="60" w:line="276" w:lineRule="auto"/>
+        <w:jc w:val="both"/>
       </w:pPr>
       <w:r>
         <w:rPr>
@@ -142,32 +277,22 @@
     </w:p>
     <w:p>
       <w:pPr>
-        <w:spacing w:after="120" w:before="80"/>
-      </w:pPr>
-      <w:r>
-        <w:rPr>
-          <w:color w:val="CBD5E1"/>
-        </w:rPr>
-        <w:t>―――――――――――――――――――――――――――――――――――――――――――――――――――――――</w:t>
-      </w:r>
-    </w:p>
-    <w:p>
-      <w:pPr>
-        <w:spacing w:before="160" w:after="60"/>
+        <w:spacing w:before="180" w:after="60" w:line="276" w:lineRule="auto"/>
+        <w:jc w:val="left"/>
       </w:pPr>
       <w:r>
         <w:rPr>
           <w:b/>
-          <w:color w:val="0D7647"/>
-          <w:sz w:val="23"/>
+          <w:color w:val="0F172A"/>
+          <w:sz w:val="22"/>
         </w:rPr>
         <w:t>MỤC ĐÍCH TÀI LIỆU</w:t>
       </w:r>
     </w:p>
     <w:p>
       <w:pPr>
-        <w:spacing w:after="80" w:before="0" w:line="276" w:lineRule="auto"/>
-        <w:jc w:val="left"/>
+        <w:spacing w:before="20" w:after="60" w:line="276" w:lineRule="auto"/>
+        <w:jc w:val="both"/>
       </w:pPr>
       <w:r>
         <w:t xml:space="preserve">Tài liệu SOW này đóng vai trò là </w:t>
@@ -184,52 +309,42 @@
     </w:p>
     <w:p>
       <w:pPr>
-        <w:spacing w:after="120" w:before="80"/>
-      </w:pPr>
-      <w:r>
-        <w:rPr>
-          <w:color w:val="CBD5E1"/>
-        </w:rPr>
-        <w:t>―――――――――――――――――――――――――――――――――――――――――――――――――――――――</w:t>
-      </w:r>
-    </w:p>
-    <w:p>
-      <w:pPr>
-        <w:spacing w:before="160" w:after="60"/>
+        <w:spacing w:before="180" w:after="60" w:line="276" w:lineRule="auto"/>
+        <w:jc w:val="left"/>
       </w:pPr>
       <w:r>
         <w:rPr>
           <w:b/>
-          <w:color w:val="0D7647"/>
-          <w:sz w:val="23"/>
+          <w:color w:val="0F172A"/>
+          <w:sz w:val="22"/>
         </w:rPr>
         <w:t>PHẦN I: PHẠM VI CÔNG VIỆC CHI TIẾT (IN-SCOPE DELIVERABLES)</w:t>
       </w:r>
     </w:p>
     <w:p>
       <w:pPr>
-        <w:spacing w:before="120" w:after="40"/>
+        <w:spacing w:before="120" w:after="40" w:line="276" w:lineRule="auto"/>
       </w:pPr>
       <w:r>
         <w:rPr>
           <w:b/>
-          <w:color w:val="1E293B"/>
-          <w:sz w:val="22"/>
+          <w:color w:val="0F172A"/>
+          <w:sz w:val="21"/>
         </w:rPr>
         <w:t>1. HẠNG MỤC THIẾT KẾ &amp; XÂY DỰNG WEBSITE:</w:t>
       </w:r>
     </w:p>
     <w:p>
       <w:pPr>
-        <w:spacing w:after="60" w:before="20" w:line="276" w:lineRule="auto"/>
+        <w:spacing w:before="20" w:after="40" w:line="276" w:lineRule="auto"/>
         <w:ind w:left="360"/>
-        <w:jc w:val="left"/>
+        <w:jc w:val="both"/>
       </w:pPr>
       <w:r>
         <w:rPr>
           <w:b/>
         </w:rPr>
-        <w:t>•  Cấu trúc số lượng trang:</w:t>
+        <w:t>Cấu trúc số lượng trang:</w:t>
       </w:r>
       <w:r>
         <w:t xml:space="preserve"> Thiết lập tổng cộng </w:t>
@@ -246,111 +361,111 @@
     </w:p>
     <w:p>
       <w:pPr>
-        <w:spacing w:after="60" w:before="20" w:line="276" w:lineRule="auto"/>
+        <w:spacing w:before="20" w:after="40" w:line="276" w:lineRule="auto"/>
         <w:ind w:left="360"/>
-        <w:jc w:val="left"/>
+        <w:jc w:val="both"/>
       </w:pPr>
       <w:r>
         <w:rPr>
           <w:b/>
         </w:rPr>
-        <w:t>•  Tiêu chuẩn kỹ thuật giao diện (UI/UX):</w:t>
+        <w:t>Tiêu chuẩn kỹ thuật giao diện (UI/UX):</w:t>
       </w:r>
     </w:p>
     <w:p>
       <w:pPr>
-        <w:spacing w:after="60" w:before="20" w:line="276" w:lineRule="auto"/>
+        <w:spacing w:before="20" w:after="40" w:line="276" w:lineRule="auto"/>
         <w:ind w:left="360"/>
-        <w:jc w:val="left"/>
+        <w:jc w:val="both"/>
       </w:pPr>
       <w:r>
-        <w:t>•  Thiết kế tông sáng (Light Mode), độ tương phản cao, typography hiện đại, thân thiện người dùng;</w:t>
+        <w:t>Thiết kế tông sáng (Light Mode), độ tương phản cao, typography hiện đại, thân thiện người dùng;</w:t>
       </w:r>
     </w:p>
     <w:p>
       <w:pPr>
-        <w:spacing w:after="60" w:before="20" w:line="276" w:lineRule="auto"/>
+        <w:spacing w:before="20" w:after="40" w:line="276" w:lineRule="auto"/>
         <w:ind w:left="360"/>
-        <w:jc w:val="left"/>
+        <w:jc w:val="both"/>
       </w:pPr>
       <w:r>
-        <w:t>•  Tối ưu 100% hiển thị thích ứng (Responsive) mượt mà trên Mobile (390px, 430px), Tablet và Desktop;</w:t>
+        <w:t>Tối ưu 100% hiển thị thích ứng (Responsive) mượt mà trên Mobile (390px, 430px), Tablet và Desktop;</w:t>
       </w:r>
     </w:p>
     <w:p>
       <w:pPr>
-        <w:spacing w:after="60" w:before="20" w:line="276" w:lineRule="auto"/>
+        <w:spacing w:before="20" w:after="40" w:line="276" w:lineRule="auto"/>
         <w:ind w:left="360"/>
-        <w:jc w:val="left"/>
+        <w:jc w:val="both"/>
       </w:pPr>
       <w:r>
-        <w:t>•  Tối ưu chỉ số tốc độ tải trang Core Web Vitals (Điểm Mobile Performance đạt từ 80+ trở lên trên Google PageSpeed Insights);</w:t>
+        <w:t>Tối ưu chỉ số tốc độ tải trang Core Web Vitals (Điểm Mobile Performance đạt từ 80+ trở lên trên Google PageSpeed Insights);</w:t>
       </w:r>
     </w:p>
     <w:p>
       <w:pPr>
-        <w:spacing w:after="60" w:before="20" w:line="276" w:lineRule="auto"/>
+        <w:spacing w:before="20" w:after="40" w:line="276" w:lineRule="auto"/>
         <w:ind w:left="360"/>
-        <w:jc w:val="left"/>
+        <w:jc w:val="both"/>
       </w:pPr>
       <w:r>
-        <w:t>•  Tích hợp các nút tiện ích chuyển đổi: Nút gọi hotline nổi (Click-to-Call), nút chat Zalo trực tiếp, nút chỉ đường Google Maps.</w:t>
+        <w:t>Tích hợp các nút tiện ích chuyển đổi: Nút gọi hotline nổi (Click-to-Call), nút chat Zalo trực tiếp, nút chỉ đường Google Maps.</w:t>
       </w:r>
     </w:p>
     <w:p>
       <w:pPr>
-        <w:spacing w:after="60" w:before="20" w:line="276" w:lineRule="auto"/>
+        <w:spacing w:before="20" w:after="40" w:line="276" w:lineRule="auto"/>
         <w:ind w:left="360"/>
-        <w:jc w:val="left"/>
+        <w:jc w:val="both"/>
       </w:pPr>
       <w:r>
         <w:rPr>
           <w:b/>
         </w:rPr>
-        <w:t>•  Tính năng kỹ thuật &amp; Biểu mẫu:</w:t>
+        <w:t>Tính năng kỹ thuật &amp; Biểu mẫu:</w:t>
       </w:r>
     </w:p>
     <w:p>
       <w:pPr>
-        <w:spacing w:after="60" w:before="20" w:line="276" w:lineRule="auto"/>
+        <w:spacing w:before="20" w:after="40" w:line="276" w:lineRule="auto"/>
         <w:ind w:left="360"/>
-        <w:jc w:val="left"/>
+        <w:jc w:val="both"/>
       </w:pPr>
       <w:r>
-        <w:t>•  01 Form thu thập thông tin liên hệ (Họ tên, SĐT, Nhu cầu);</w:t>
+        <w:t>01 Form thu thập thông tin liên hệ (Họ tên, SĐT, Nhu cầu);</w:t>
       </w:r>
     </w:p>
     <w:p>
       <w:pPr>
-        <w:spacing w:after="60" w:before="20" w:line="276" w:lineRule="auto"/>
+        <w:spacing w:before="20" w:after="40" w:line="276" w:lineRule="auto"/>
         <w:ind w:left="360"/>
-        <w:jc w:val="left"/>
+        <w:jc w:val="both"/>
       </w:pPr>
       <w:r>
-        <w:t>•  Tích hợp kiểm tra tính hợp lệ dữ liệu (Form validation), cơ chế chống spam bot (Cloudflare Turnstile captcha vô hình);</w:t>
+        <w:t>Tích hợp kiểm tra tính hợp lệ dữ liệu (Form validation), cơ chế chống spam bot (Cloudflare Turnstile captcha vô hình);</w:t>
       </w:r>
     </w:p>
     <w:p>
       <w:pPr>
-        <w:spacing w:after="60" w:before="20" w:line="276" w:lineRule="auto"/>
+        <w:spacing w:before="20" w:after="40" w:line="276" w:lineRule="auto"/>
         <w:ind w:left="360"/>
-        <w:jc w:val="left"/>
+        <w:jc w:val="both"/>
       </w:pPr>
       <w:r>
-        <w:t>•  Cấu hình gửi thông báo lead tự động về Email và nhóm Telegram của Khách hàng ngay lập tức.</w:t>
+        <w:t>Cấu hình gửi thông báo lead tự động về Email và nhóm Telegram của Khách hàng ngay lập tức.</w:t>
       </w:r>
     </w:p>
     <w:p>
       <w:pPr>
-        <w:spacing w:after="60" w:before="20" w:line="276" w:lineRule="auto"/>
+        <w:spacing w:before="20" w:after="40" w:line="276" w:lineRule="auto"/>
         <w:ind w:left="360"/>
-        <w:jc w:val="left"/>
+        <w:jc w:val="both"/>
       </w:pPr>
       <w:r>
         <w:rPr>
           <w:b/>
         </w:rPr>
-        <w:t>•  Tối ưu SEO On-page cơ bản:</w:t>
+        <w:t>Tối ưu SEO On-page cơ bản:</w:t>
       </w:r>
       <w:r>
         <w:t xml:space="preserve"> Cài đặt Meta Title, Meta Description, thẻ Canonical, Open Graph (ảnh chia sẻ mạng xã hội), tạo file </w:t>
@@ -358,8 +473,7 @@
       <w:r>
         <w:rPr>
           <w:rFonts w:ascii="Consolas" w:hAnsi="Consolas"/>
-          <w:color w:val="B42828"/>
-          <w:sz w:val="20"/>
+          <w:sz w:val="19"/>
         </w:rPr>
         <w:t>sitemap.xml</w:t>
       </w:r>
@@ -369,8 +483,7 @@
       <w:r>
         <w:rPr>
           <w:rFonts w:ascii="Consolas" w:hAnsi="Consolas"/>
-          <w:color w:val="B42828"/>
-          <w:sz w:val="20"/>
+          <w:sz w:val="19"/>
         </w:rPr>
         <w:t>robots.txt</w:t>
       </w:r>
@@ -380,168 +493,158 @@
     </w:p>
     <w:p>
       <w:pPr>
-        <w:spacing w:before="120" w:after="40"/>
+        <w:spacing w:before="120" w:after="40" w:line="276" w:lineRule="auto"/>
       </w:pPr>
       <w:r>
         <w:rPr>
           <w:b/>
-          <w:color w:val="1E293B"/>
-          <w:sz w:val="22"/>
+          <w:color w:val="0F172A"/>
+          <w:sz w:val="21"/>
         </w:rPr>
         <w:t>2. HẠNG MỤC TỐI ƯU GOOGLE BUSINESS PROFILE (GOOGLE MAPS &amp; LOCAL SEO):</w:t>
       </w:r>
     </w:p>
     <w:p>
       <w:pPr>
-        <w:spacing w:after="60" w:before="20" w:line="276" w:lineRule="auto"/>
+        <w:spacing w:before="20" w:after="40" w:line="276" w:lineRule="auto"/>
         <w:ind w:left="360"/>
-        <w:jc w:val="left"/>
+        <w:jc w:val="both"/>
       </w:pPr>
       <w:r>
-        <w:t>•  Xác minh quyền sở hữu chính chủ địa điểm doanh nghiệp trên Google Maps;</w:t>
+        <w:t>Xác minh quyền sở hữu chính chủ địa điểm doanh nghiệp trên Google Maps;</w:t>
       </w:r>
     </w:p>
     <w:p>
       <w:pPr>
-        <w:spacing w:after="60" w:before="20" w:line="276" w:lineRule="auto"/>
+        <w:spacing w:before="20" w:after="40" w:line="276" w:lineRule="auto"/>
         <w:ind w:left="360"/>
-        <w:jc w:val="left"/>
+        <w:jc w:val="both"/>
       </w:pPr>
       <w:r>
-        <w:t>•  Hoàn thiện 100% trường thông tin: Tên doanh nghiệp chuẩn quy định Google, danh mục kinh doanh chính xác, địa chỉ, giờ mở cửa, số hotline, link website;</w:t>
+        <w:t>Hoàn thiện 100% trường thông tin: Tên doanh nghiệp chuẩn quy định Google, danh mục kinh doanh chính xác, địa chỉ, giờ mở cửa, số hotline, link website;</w:t>
       </w:r>
     </w:p>
     <w:p>
       <w:pPr>
-        <w:spacing w:after="60" w:before="20" w:line="276" w:lineRule="auto"/>
+        <w:spacing w:before="20" w:after="40" w:line="276" w:lineRule="auto"/>
         <w:ind w:left="360"/>
-        <w:jc w:val="left"/>
+        <w:jc w:val="both"/>
       </w:pPr>
       <w:r>
-        <w:t>•  Thiết kế và tải lên bộ ảnh nhận diện: 01 Ảnh đại diện (Logo), 01 Ảnh bìa (Cover), 10 Ảnh thực tế cửa hàng/sản phẩm;</w:t>
+        <w:t>Thiết kế và tải lên bộ ảnh nhận diện: 01 Ảnh đại diện (Logo), 01 Ảnh bìa (Cover), 10 Ảnh thực tế cửa hàng/sản phẩm;</w:t>
       </w:r>
     </w:p>
     <w:p>
       <w:pPr>
-        <w:spacing w:after="60" w:before="20" w:line="276" w:lineRule="auto"/>
+        <w:spacing w:before="20" w:after="40" w:line="276" w:lineRule="auto"/>
         <w:ind w:left="360"/>
-        <w:jc w:val="left"/>
+        <w:jc w:val="both"/>
       </w:pPr>
       <w:r>
-        <w:t>•  Viết 01 bài giới thiệu doanh nghiệp chuẩn SEO Local (tối thiểu 500 từ) gắn từ khóa dịch vụ khu vực;</w:t>
+        <w:t>Viết 01 bài giới thiệu doanh nghiệp chuẩn SEO Local (tối thiểu 500 từ) gắn từ khóa dịch vụ khu vực;</w:t>
       </w:r>
     </w:p>
     <w:p>
       <w:pPr>
-        <w:spacing w:after="60" w:before="20" w:line="276" w:lineRule="auto"/>
+        <w:spacing w:before="20" w:after="40" w:line="276" w:lineRule="auto"/>
         <w:ind w:left="360"/>
-        <w:jc w:val="left"/>
+        <w:jc w:val="both"/>
       </w:pPr>
       <w:r>
-        <w:t>•  Tạo liên kết rút gọn đánh giá (Review Short Link) và thiết kế 01 ấn phẩm mã QR Code để bàn đặt tại quầy thu ngân.</w:t>
+        <w:t>Tạo liên kết rút gọn đánh giá (Review Short Link) và thiết kế 01 ấn phẩm mã QR Code để bàn đặt tại quầy thu ngân.</w:t>
       </w:r>
     </w:p>
     <w:p>
       <w:pPr>
-        <w:spacing w:before="120" w:after="40"/>
+        <w:spacing w:before="120" w:after="40" w:line="276" w:lineRule="auto"/>
       </w:pPr>
       <w:r>
         <w:rPr>
           <w:b/>
-          <w:color w:val="1E293B"/>
-          <w:sz w:val="22"/>
+          <w:color w:val="0F172A"/>
+          <w:sz w:val="21"/>
         </w:rPr>
         <w:t>3. HẠNG MỤC SETUP CHIẾN DỊCH QUẢNG CÁO GOOGLE ADS (NẾU CÓ CHỌN):</w:t>
       </w:r>
     </w:p>
     <w:p>
       <w:pPr>
-        <w:spacing w:after="60" w:before="20" w:line="276" w:lineRule="auto"/>
+        <w:spacing w:before="20" w:after="40" w:line="276" w:lineRule="auto"/>
         <w:ind w:left="360"/>
-        <w:jc w:val="left"/>
+        <w:jc w:val="both"/>
       </w:pPr>
       <w:r>
-        <w:t>•  Nghiên cứu và sàng lọc bộ từ khóa tìm kiếm (Search Keywords) có chủ đích mua hàng cao tại khu vực mục tiêu;</w:t>
+        <w:t>Nghiên cứu và sàng lọc bộ từ khóa tìm kiếm (Search Keywords) có chủ đích mua hàng cao tại khu vực mục tiêu;</w:t>
       </w:r>
     </w:p>
     <w:p>
       <w:pPr>
-        <w:spacing w:after="60" w:before="20" w:line="276" w:lineRule="auto"/>
+        <w:spacing w:before="20" w:after="40" w:line="276" w:lineRule="auto"/>
         <w:ind w:left="360"/>
-        <w:jc w:val="left"/>
+        <w:jc w:val="both"/>
       </w:pPr>
       <w:r>
-        <w:t>•  Thiết lập 01 Chiến dịch Tìm kiếm (Search Campaign) với 02-03 Nhóm quảng cáo (Ad Groups);</w:t>
+        <w:t>Thiết lập 01 Chiến dịch Tìm kiếm (Search Campaign) với 02-03 Nhóm quảng cáo (Ad Groups);</w:t>
       </w:r>
     </w:p>
     <w:p>
       <w:pPr>
-        <w:spacing w:after="60" w:before="20" w:line="276" w:lineRule="auto"/>
+        <w:spacing w:before="20" w:after="40" w:line="276" w:lineRule="auto"/>
         <w:ind w:left="360"/>
-        <w:jc w:val="left"/>
+        <w:jc w:val="both"/>
       </w:pPr>
       <w:r>
-        <w:t>•  Viết 03 mẫu quảng cáo thích ứng (Responsive Search Ads - RSA) với tiêu đề và mô tả chuẩn chuyển đổi;</w:t>
+        <w:t>Viết 03 mẫu quảng cáo thích ứng (Responsive Search Ads - RSA) với tiêu đề và mô tả chuẩn chuyển đổi;</w:t>
       </w:r>
     </w:p>
     <w:p>
       <w:pPr>
-        <w:spacing w:after="60" w:before="20" w:line="276" w:lineRule="auto"/>
+        <w:spacing w:before="20" w:after="40" w:line="276" w:lineRule="auto"/>
         <w:ind w:left="360"/>
-        <w:jc w:val="left"/>
+        <w:jc w:val="both"/>
       </w:pPr>
       <w:r>
-        <w:t>•  Cài đặt đầy đủ các tiện ích mở rộng (Assets): Đoạn thông tin có cấu trúc, tiện ích cuộc gọi, tiện ích liên kết trang con;</w:t>
+        <w:t>Cài đặt đầy đủ các tiện ích mở rộng (Assets): Đoạn thông tin có cấu trúc, tiện ích cuộc gọi, tiện ích liên kết trang con;</w:t>
       </w:r>
     </w:p>
     <w:p>
       <w:pPr>
-        <w:spacing w:after="60" w:before="20" w:line="276" w:lineRule="auto"/>
+        <w:spacing w:before="20" w:after="40" w:line="276" w:lineRule="auto"/>
         <w:ind w:left="360"/>
-        <w:jc w:val="left"/>
+        <w:jc w:val="both"/>
       </w:pPr>
       <w:r>
-        <w:t>•  Cài đặt bộ từ khóa phủ định ban đầu (Negative Keywords) để loại bỏ click tìm kiếm rác;</w:t>
+        <w:t>Cài đặt bộ từ khóa phủ định ban đầu (Negative Keywords) để loại bỏ click tìm kiếm rác;</w:t>
       </w:r>
     </w:p>
     <w:p>
       <w:pPr>
-        <w:spacing w:after="60" w:before="20" w:line="276" w:lineRule="auto"/>
+        <w:spacing w:before="20" w:after="40" w:line="276" w:lineRule="auto"/>
         <w:ind w:left="360"/>
-        <w:jc w:val="left"/>
+        <w:jc w:val="both"/>
       </w:pPr>
       <w:r>
-        <w:t>•  Cài đặt theo dõi chuyển đổi (Conversion Tracking) gắn với hành vi nhấn nút gọi và gửi form trên web.</w:t>
+        <w:t>Cài đặt theo dõi chuyển đổi (Conversion Tracking) gắn với hành vi nhấn nút gọi và gửi form trên web.</w:t>
       </w:r>
     </w:p>
     <w:p>
       <w:pPr>
-        <w:spacing w:after="120" w:before="80"/>
-      </w:pPr>
-      <w:r>
-        <w:rPr>
-          <w:color w:val="CBD5E1"/>
-        </w:rPr>
-        <w:t>―――――――――――――――――――――――――――――――――――――――――――――――――――――――</w:t>
-      </w:r>
-    </w:p>
-    <w:p>
-      <w:pPr>
-        <w:spacing w:before="160" w:after="60"/>
+        <w:spacing w:before="180" w:after="60" w:line="276" w:lineRule="auto"/>
+        <w:jc w:val="left"/>
       </w:pPr>
       <w:r>
         <w:rPr>
           <w:b/>
-          <w:color w:val="0D7647"/>
-          <w:sz w:val="23"/>
+          <w:color w:val="0F172A"/>
+          <w:sz w:val="22"/>
         </w:rPr>
         <w:t>PHẦN II: RANH GIỚI LOẠI TRỪ (OUT-OF-SCOPE - PHÁT SINH PHÍ)</w:t>
       </w:r>
     </w:p>
     <w:p>
       <w:pPr>
-        <w:spacing w:after="80" w:before="0" w:line="276" w:lineRule="auto"/>
-        <w:jc w:val="left"/>
+        <w:spacing w:before="20" w:after="60" w:line="276" w:lineRule="auto"/>
+        <w:jc w:val="both"/>
       </w:pPr>
       <w:r>
         <w:t xml:space="preserve">Mọi yêu cầu kỹ thuật hoặc công việc nằm ngoài danh mục nêu tại Phần I được coi là </w:t>
@@ -558,9 +661,8 @@
     </w:p>
     <w:p>
       <w:pPr>
-        <w:spacing w:after="60" w:before="20" w:line="276" w:lineRule="auto"/>
-        <w:ind w:left="288"/>
-        <w:jc w:val="left"/>
+        <w:spacing w:before="20" w:after="60" w:line="276" w:lineRule="auto"/>
+        <w:jc w:val="both"/>
       </w:pPr>
       <w:r>
         <w:t>1. Viết bài chuẩn SEO bổ sung vượt quá số lượng thỏa thuận (Đơn giá phát sinh: [DON_GIA_BAI_VIET] VND/bài);</w:t>
@@ -568,9 +670,8 @@
     </w:p>
     <w:p>
       <w:pPr>
-        <w:spacing w:after="60" w:before="20" w:line="276" w:lineRule="auto"/>
-        <w:ind w:left="288"/>
-        <w:jc w:val="left"/>
+        <w:spacing w:before="20" w:after="60" w:line="276" w:lineRule="auto"/>
+        <w:jc w:val="both"/>
       </w:pPr>
       <w:r>
         <w:t>2. Chụp ảnh sản phẩm thực tế tận nơi hoặc quay dựng video clip chuyên nghiệp tại cơ sở của Khách hàng;</w:t>
@@ -578,9 +679,8 @@
     </w:p>
     <w:p>
       <w:pPr>
-        <w:spacing w:after="60" w:before="20" w:line="276" w:lineRule="auto"/>
-        <w:ind w:left="288"/>
-        <w:jc w:val="left"/>
+        <w:spacing w:before="20" w:after="60" w:line="276" w:lineRule="auto"/>
+        <w:jc w:val="both"/>
       </w:pPr>
       <w:r>
         <w:t>3. Lập trình tính năng thương mại điện tử phức tạp (Giỏ hàng thanh toán cổng ngân hàng VNPay/MoMo, quản lý kho hàng nhiều chi nhánh, tính phí vận chuyển tự động GHTK/Ahamove);</w:t>
@@ -588,9 +688,8 @@
     </w:p>
     <w:p>
       <w:pPr>
-        <w:spacing w:after="60" w:before="20" w:line="276" w:lineRule="auto"/>
-        <w:ind w:left="288"/>
-        <w:jc w:val="left"/>
+        <w:spacing w:before="20" w:after="60" w:line="276" w:lineRule="auto"/>
+        <w:jc w:val="both"/>
       </w:pPr>
       <w:r>
         <w:t>4. Tích hợp phần mềm ERP/Kế toán chuyên dụng của bên thứ ba không có API mở chuẩn;</w:t>
@@ -598,9 +697,8 @@
     </w:p>
     <w:p>
       <w:pPr>
-        <w:spacing w:after="60" w:before="20" w:line="276" w:lineRule="auto"/>
-        <w:ind w:left="288"/>
-        <w:jc w:val="left"/>
+        <w:spacing w:before="20" w:after="60" w:line="276" w:lineRule="auto"/>
+        <w:jc w:val="both"/>
       </w:pPr>
       <w:r>
         <w:t>5. Mua tên miền riêng, chi phí gia hạn hosting/server hàng năm và ngân sách nạp tiền quảng cáo trực tiếp cho Google/Meta;</w:t>
@@ -608,9 +706,8 @@
     </w:p>
     <w:p>
       <w:pPr>
-        <w:spacing w:after="60" w:before="20" w:line="276" w:lineRule="auto"/>
-        <w:ind w:left="288"/>
-        <w:jc w:val="left"/>
+        <w:spacing w:before="20" w:after="60" w:line="276" w:lineRule="auto"/>
+        <w:jc w:val="both"/>
       </w:pPr>
       <w:r>
         <w:t>6. Xử lý kháng nghị pháp lý đối với các vi phạm thương hiệu hoặc tranh chấp bản quyền lịch sử của Khách hàng trước ngày ký SOW.</w:t>
@@ -618,24 +715,14 @@
     </w:p>
     <w:p>
       <w:pPr>
-        <w:spacing w:after="120" w:before="80"/>
-      </w:pPr>
-      <w:r>
-        <w:rPr>
-          <w:color w:val="CBD5E1"/>
-        </w:rPr>
-        <w:t>―――――――――――――――――――――――――――――――――――――――――――――――――――――――</w:t>
-      </w:r>
-    </w:p>
-    <w:p>
-      <w:pPr>
-        <w:spacing w:before="160" w:after="60"/>
+        <w:spacing w:before="180" w:after="60" w:line="276" w:lineRule="auto"/>
+        <w:jc w:val="left"/>
       </w:pPr>
       <w:r>
         <w:rPr>
           <w:b/>
-          <w:color w:val="0D7647"/>
-          <w:sz w:val="23"/>
+          <w:color w:val="0F172A"/>
+          <w:sz w:val="22"/>
         </w:rPr>
         <w:t>PHẦN III: TIẾN ĐỘ THỰC HIỆN VÀ CÁC MỐC NGHIỆM THU (MILESTONES)</w:t>
       </w:r>
@@ -655,24 +742,28 @@
         </w:tblBorders>
       </w:tblPr>
       <w:tblGrid>
-        <w:gridCol w:w="1921"/>
-        <w:gridCol w:w="1921"/>
-        <w:gridCol w:w="1921"/>
-        <w:gridCol w:w="1921"/>
-        <w:gridCol w:w="1921"/>
+        <w:gridCol w:w="1950"/>
+        <w:gridCol w:w="1950"/>
+        <w:gridCol w:w="1950"/>
+        <w:gridCol w:w="1950"/>
+        <w:gridCol w:w="1950"/>
       </w:tblGrid>
       <w:tr>
+        <w:trPr>
+          <w:cantSplit/>
+        </w:trPr>
         <w:tc>
           <w:tcPr>
-            <w:tcW w:type="dxa" w:w="1921"/>
+            <w:tcW w:type="dxa" w:w="936"/>
             <w:vAlign w:val="center"/>
+            <w:tcW w:w="936" w:type="dxa"/>
             <w:tcMar>
-              <w:top w:w="120" w:type="dxa"/>
-              <w:bottom w:w="120" w:type="dxa"/>
-              <w:left w:w="160" w:type="dxa"/>
-              <w:right w:w="160" w:type="dxa"/>
+              <w:top w:w="90" w:type="dxa"/>
+              <w:bottom w:w="90" w:type="dxa"/>
+              <w:left w:w="100" w:type="dxa"/>
+              <w:right w:w="100" w:type="dxa"/>
             </w:tcMar>
-            <w:shd w:fill="EDF7F1"/>
+            <w:shd w:fill="F8FAFC"/>
           </w:tcPr>
           <w:p>
             <w:r/>
@@ -685,7 +776,7 @@
             <w:r>
               <w:rPr>
                 <w:b/>
-                <w:color w:val="0D7647"/>
+                <w:sz w:val="20"/>
               </w:rPr>
               <w:t>GIAI ĐOẠN (MILESTONE)</w:t>
             </w:r>
@@ -693,15 +784,16 @@
         </w:tc>
         <w:tc>
           <w:tcPr>
-            <w:tcW w:type="dxa" w:w="1921"/>
+            <w:tcW w:type="dxa" w:w="2088"/>
             <w:vAlign w:val="center"/>
+            <w:tcW w:w="2088" w:type="dxa"/>
             <w:tcMar>
-              <w:top w:w="120" w:type="dxa"/>
-              <w:bottom w:w="120" w:type="dxa"/>
-              <w:left w:w="160" w:type="dxa"/>
-              <w:right w:w="160" w:type="dxa"/>
+              <w:top w:w="90" w:type="dxa"/>
+              <w:bottom w:w="90" w:type="dxa"/>
+              <w:left w:w="100" w:type="dxa"/>
+              <w:right w:w="100" w:type="dxa"/>
             </w:tcMar>
-            <w:shd w:fill="EDF7F1"/>
+            <w:shd w:fill="F8FAFC"/>
           </w:tcPr>
           <w:p>
             <w:r/>
@@ -714,7 +806,7 @@
             <w:r>
               <w:rPr>
                 <w:b/>
-                <w:color w:val="0D7647"/>
+                <w:sz w:val="20"/>
               </w:rPr>
               <w:t>HẠNG MỤC CÔNG VIỆC BÀN GIAO</w:t>
             </w:r>
@@ -722,15 +814,16 @@
         </w:tc>
         <w:tc>
           <w:tcPr>
-            <w:tcW w:type="dxa" w:w="1921"/>
+            <w:tcW w:type="dxa" w:w="3989"/>
             <w:vAlign w:val="center"/>
+            <w:tcW w:w="3988" w:type="dxa"/>
             <w:tcMar>
-              <w:top w:w="120" w:type="dxa"/>
-              <w:bottom w:w="120" w:type="dxa"/>
-              <w:left w:w="160" w:type="dxa"/>
-              <w:right w:w="160" w:type="dxa"/>
+              <w:top w:w="90" w:type="dxa"/>
+              <w:bottom w:w="90" w:type="dxa"/>
+              <w:left w:w="100" w:type="dxa"/>
+              <w:right w:w="100" w:type="dxa"/>
             </w:tcMar>
-            <w:shd w:fill="EDF7F1"/>
+            <w:shd w:fill="F8FAFC"/>
           </w:tcPr>
           <w:p>
             <w:r/>
@@ -743,7 +836,7 @@
             <w:r>
               <w:rPr>
                 <w:b/>
-                <w:color w:val="0D7647"/>
+                <w:sz w:val="20"/>
               </w:rPr>
               <w:t>ĐẦU RA KỸ THUẬT CẦN DUYỆT</w:t>
             </w:r>
@@ -751,15 +844,16 @@
         </w:tc>
         <w:tc>
           <w:tcPr>
-            <w:tcW w:type="dxa" w:w="1921"/>
+            <w:tcW w:type="dxa" w:w="1656"/>
             <w:vAlign w:val="center"/>
+            <w:tcW w:w="1655" w:type="dxa"/>
             <w:tcMar>
-              <w:top w:w="120" w:type="dxa"/>
-              <w:bottom w:w="120" w:type="dxa"/>
-              <w:left w:w="160" w:type="dxa"/>
-              <w:right w:w="160" w:type="dxa"/>
+              <w:top w:w="90" w:type="dxa"/>
+              <w:bottom w:w="90" w:type="dxa"/>
+              <w:left w:w="100" w:type="dxa"/>
+              <w:right w:w="100" w:type="dxa"/>
             </w:tcMar>
-            <w:shd w:fill="EDF7F1"/>
+            <w:shd w:fill="F8FAFC"/>
           </w:tcPr>
           <w:p>
             <w:r/>
@@ -772,7 +866,7 @@
             <w:r>
               <w:rPr>
                 <w:b/>
-                <w:color w:val="0D7647"/>
+                <w:sz w:val="20"/>
               </w:rPr>
               <w:t>THỜI HẠN DỰ KIẾN</w:t>
             </w:r>
@@ -780,15 +874,16 @@
         </w:tc>
         <w:tc>
           <w:tcPr>
-            <w:tcW w:type="dxa" w:w="1921"/>
+            <w:tcW w:type="dxa" w:w="1080"/>
             <w:vAlign w:val="center"/>
+            <w:tcW w:w="1080" w:type="dxa"/>
             <w:tcMar>
-              <w:top w:w="120" w:type="dxa"/>
-              <w:bottom w:w="120" w:type="dxa"/>
-              <w:left w:w="160" w:type="dxa"/>
-              <w:right w:w="160" w:type="dxa"/>
+              <w:top w:w="90" w:type="dxa"/>
+              <w:bottom w:w="90" w:type="dxa"/>
+              <w:left w:w="100" w:type="dxa"/>
+              <w:right w:w="100" w:type="dxa"/>
             </w:tcMar>
-            <w:shd w:fill="EDF7F1"/>
+            <w:shd w:fill="F8FAFC"/>
           </w:tcPr>
           <w:p>
             <w:r/>
@@ -801,7 +896,7 @@
             <w:r>
               <w:rPr>
                 <w:b/>
-                <w:color w:val="0D7647"/>
+                <w:sz w:val="20"/>
               </w:rPr>
               <w:t>ĐIỀU KIỆN TIÊN QUYẾT TỪ KHÁCH HÀNG</w:t>
             </w:r>
@@ -809,17 +904,21 @@
         </w:tc>
       </w:tr>
       <w:tr>
+        <w:trPr>
+          <w:cantSplit/>
+        </w:trPr>
         <w:tc>
           <w:tcPr>
-            <w:tcW w:type="dxa" w:w="1921"/>
+            <w:tcW w:type="dxa" w:w="936"/>
             <w:vAlign w:val="center"/>
+            <w:tcW w:w="936" w:type="dxa"/>
             <w:tcMar>
-              <w:top w:w="120" w:type="dxa"/>
-              <w:bottom w:w="120" w:type="dxa"/>
-              <w:left w:w="160" w:type="dxa"/>
-              <w:right w:w="160" w:type="dxa"/>
+              <w:top w:w="80" w:type="dxa"/>
+              <w:bottom w:w="80" w:type="dxa"/>
+              <w:left w:w="100" w:type="dxa"/>
+              <w:right w:w="100" w:type="dxa"/>
             </w:tcMar>
-            <w:shd w:fill="F8FAFC"/>
+            <w:shd w:fill="FFFFFF"/>
           </w:tcPr>
           <w:p>
             <w:r/>
@@ -827,7 +926,7 @@
           <w:p>
             <w:pPr>
               <w:spacing w:before="0" w:after="40" w:line="276" w:lineRule="auto"/>
-              <w:jc w:val="left"/>
+              <w:jc w:val="center"/>
             </w:pPr>
             <w:r>
               <w:rPr>
@@ -839,15 +938,16 @@
         </w:tc>
         <w:tc>
           <w:tcPr>
-            <w:tcW w:type="dxa" w:w="1921"/>
+            <w:tcW w:type="dxa" w:w="2088"/>
             <w:vAlign w:val="center"/>
+            <w:tcW w:w="2088" w:type="dxa"/>
             <w:tcMar>
-              <w:top w:w="120" w:type="dxa"/>
-              <w:bottom w:w="120" w:type="dxa"/>
-              <w:left w:w="160" w:type="dxa"/>
-              <w:right w:w="160" w:type="dxa"/>
+              <w:top w:w="80" w:type="dxa"/>
+              <w:bottom w:w="80" w:type="dxa"/>
+              <w:left w:w="100" w:type="dxa"/>
+              <w:right w:w="100" w:type="dxa"/>
             </w:tcMar>
-            <w:shd w:fill="F8FAFC"/>
+            <w:shd w:fill="FFFFFF"/>
           </w:tcPr>
           <w:p>
             <w:r/>
@@ -864,15 +964,16 @@
         </w:tc>
         <w:tc>
           <w:tcPr>
-            <w:tcW w:type="dxa" w:w="1921"/>
+            <w:tcW w:type="dxa" w:w="3989"/>
             <w:vAlign w:val="center"/>
+            <w:tcW w:w="3988" w:type="dxa"/>
             <w:tcMar>
-              <w:top w:w="120" w:type="dxa"/>
-              <w:bottom w:w="120" w:type="dxa"/>
-              <w:left w:w="160" w:type="dxa"/>
-              <w:right w:w="160" w:type="dxa"/>
+              <w:top w:w="80" w:type="dxa"/>
+              <w:bottom w:w="80" w:type="dxa"/>
+              <w:left w:w="100" w:type="dxa"/>
+              <w:right w:w="100" w:type="dxa"/>
             </w:tcMar>
-            <w:shd w:fill="F8FAFC"/>
+            <w:shd w:fill="FFFFFF"/>
           </w:tcPr>
           <w:p>
             <w:r/>
@@ -889,15 +990,16 @@
         </w:tc>
         <w:tc>
           <w:tcPr>
-            <w:tcW w:type="dxa" w:w="1921"/>
+            <w:tcW w:type="dxa" w:w="1656"/>
             <w:vAlign w:val="center"/>
+            <w:tcW w:w="1655" w:type="dxa"/>
             <w:tcMar>
-              <w:top w:w="120" w:type="dxa"/>
-              <w:bottom w:w="120" w:type="dxa"/>
-              <w:left w:w="160" w:type="dxa"/>
-              <w:right w:w="160" w:type="dxa"/>
+              <w:top w:w="80" w:type="dxa"/>
+              <w:bottom w:w="80" w:type="dxa"/>
+              <w:left w:w="100" w:type="dxa"/>
+              <w:right w:w="100" w:type="dxa"/>
             </w:tcMar>
-            <w:shd w:fill="F8FAFC"/>
+            <w:shd w:fill="FFFFFF"/>
           </w:tcPr>
           <w:p>
             <w:r/>
@@ -914,40 +1016,14 @@
         </w:tc>
         <w:tc>
           <w:tcPr>
-            <w:tcW w:type="dxa" w:w="1921"/>
+            <w:tcW w:type="dxa" w:w="1080"/>
             <w:vAlign w:val="center"/>
+            <w:tcW w:w="1080" w:type="dxa"/>
             <w:tcMar>
-              <w:top w:w="120" w:type="dxa"/>
-              <w:bottom w:w="120" w:type="dxa"/>
-              <w:left w:w="160" w:type="dxa"/>
-              <w:right w:w="160" w:type="dxa"/>
-            </w:tcMar>
-            <w:shd w:fill="F8FAFC"/>
-          </w:tcPr>
-          <w:p>
-            <w:r/>
-          </w:p>
-          <w:p>
-            <w:pPr>
-              <w:spacing w:before="0" w:after="40" w:line="276" w:lineRule="auto"/>
-              <w:jc w:val="left"/>
-            </w:pPr>
-            <w:r>
-              <w:t>Khách hàng cung cấp logo, thông tin dịch vụ, bảng giá và thanh toán Đợt 1.</w:t>
-            </w:r>
-          </w:p>
-        </w:tc>
-      </w:tr>
-      <w:tr>
-        <w:tc>
-          <w:tcPr>
-            <w:tcW w:type="dxa" w:w="1921"/>
-            <w:vAlign w:val="center"/>
-            <w:tcMar>
-              <w:top w:w="120" w:type="dxa"/>
-              <w:bottom w:w="120" w:type="dxa"/>
-              <w:left w:w="160" w:type="dxa"/>
-              <w:right w:w="160" w:type="dxa"/>
+              <w:top w:w="80" w:type="dxa"/>
+              <w:bottom w:w="80" w:type="dxa"/>
+              <w:left w:w="100" w:type="dxa"/>
+              <w:right w:w="100" w:type="dxa"/>
             </w:tcMar>
             <w:shd w:fill="FFFFFF"/>
           </w:tcPr>
@@ -957,7 +1033,38 @@
           <w:p>
             <w:pPr>
               <w:spacing w:before="0" w:after="40" w:line="276" w:lineRule="auto"/>
-              <w:jc w:val="left"/>
+              <w:jc w:val="center"/>
+            </w:pPr>
+            <w:r>
+              <w:t>Khách hàng cung cấp logo, thông tin dịch vụ, bảng giá và thanh toán Đợt 1.</w:t>
+            </w:r>
+          </w:p>
+        </w:tc>
+      </w:tr>
+      <w:tr>
+        <w:trPr>
+          <w:cantSplit/>
+        </w:trPr>
+        <w:tc>
+          <w:tcPr>
+            <w:tcW w:type="dxa" w:w="936"/>
+            <w:vAlign w:val="center"/>
+            <w:tcW w:w="936" w:type="dxa"/>
+            <w:tcMar>
+              <w:top w:w="80" w:type="dxa"/>
+              <w:bottom w:w="80" w:type="dxa"/>
+              <w:left w:w="100" w:type="dxa"/>
+              <w:right w:w="100" w:type="dxa"/>
+            </w:tcMar>
+            <w:shd w:fill="FAFAFA"/>
+          </w:tcPr>
+          <w:p>
+            <w:r/>
+          </w:p>
+          <w:p>
+            <w:pPr>
+              <w:spacing w:before="0" w:after="40" w:line="276" w:lineRule="auto"/>
+              <w:jc w:val="center"/>
             </w:pPr>
             <w:r>
               <w:rPr>
@@ -969,15 +1076,16 @@
         </w:tc>
         <w:tc>
           <w:tcPr>
-            <w:tcW w:type="dxa" w:w="1921"/>
+            <w:tcW w:type="dxa" w:w="2088"/>
             <w:vAlign w:val="center"/>
+            <w:tcW w:w="2088" w:type="dxa"/>
             <w:tcMar>
-              <w:top w:w="120" w:type="dxa"/>
-              <w:bottom w:w="120" w:type="dxa"/>
-              <w:left w:w="160" w:type="dxa"/>
-              <w:right w:w="160" w:type="dxa"/>
+              <w:top w:w="80" w:type="dxa"/>
+              <w:bottom w:w="80" w:type="dxa"/>
+              <w:left w:w="100" w:type="dxa"/>
+              <w:right w:w="100" w:type="dxa"/>
             </w:tcMar>
-            <w:shd w:fill="FFFFFF"/>
+            <w:shd w:fill="FAFAFA"/>
           </w:tcPr>
           <w:p>
             <w:r/>
@@ -994,15 +1102,16 @@
         </w:tc>
         <w:tc>
           <w:tcPr>
-            <w:tcW w:type="dxa" w:w="1921"/>
+            <w:tcW w:type="dxa" w:w="3989"/>
             <w:vAlign w:val="center"/>
+            <w:tcW w:w="3988" w:type="dxa"/>
             <w:tcMar>
-              <w:top w:w="120" w:type="dxa"/>
-              <w:bottom w:w="120" w:type="dxa"/>
-              <w:left w:w="160" w:type="dxa"/>
-              <w:right w:w="160" w:type="dxa"/>
+              <w:top w:w="80" w:type="dxa"/>
+              <w:bottom w:w="80" w:type="dxa"/>
+              <w:left w:w="100" w:type="dxa"/>
+              <w:right w:w="100" w:type="dxa"/>
             </w:tcMar>
-            <w:shd w:fill="FFFFFF"/>
+            <w:shd w:fill="FAFAFA"/>
           </w:tcPr>
           <w:p>
             <w:r/>
@@ -1019,15 +1128,16 @@
         </w:tc>
         <w:tc>
           <w:tcPr>
-            <w:tcW w:type="dxa" w:w="1921"/>
+            <w:tcW w:type="dxa" w:w="1656"/>
             <w:vAlign w:val="center"/>
+            <w:tcW w:w="1655" w:type="dxa"/>
             <w:tcMar>
-              <w:top w:w="120" w:type="dxa"/>
-              <w:bottom w:w="120" w:type="dxa"/>
-              <w:left w:w="160" w:type="dxa"/>
-              <w:right w:w="160" w:type="dxa"/>
+              <w:top w:w="80" w:type="dxa"/>
+              <w:bottom w:w="80" w:type="dxa"/>
+              <w:left w:w="100" w:type="dxa"/>
+              <w:right w:w="100" w:type="dxa"/>
             </w:tcMar>
-            <w:shd w:fill="FFFFFF"/>
+            <w:shd w:fill="FAFAFA"/>
           </w:tcPr>
           <w:p>
             <w:r/>
@@ -1044,13 +1154,45 @@
         </w:tc>
         <w:tc>
           <w:tcPr>
-            <w:tcW w:type="dxa" w:w="1921"/>
+            <w:tcW w:type="dxa" w:w="1080"/>
             <w:vAlign w:val="center"/>
+            <w:tcW w:w="1080" w:type="dxa"/>
             <w:tcMar>
-              <w:top w:w="120" w:type="dxa"/>
-              <w:bottom w:w="120" w:type="dxa"/>
-              <w:left w:w="160" w:type="dxa"/>
-              <w:right w:w="160" w:type="dxa"/>
+              <w:top w:w="80" w:type="dxa"/>
+              <w:bottom w:w="80" w:type="dxa"/>
+              <w:left w:w="100" w:type="dxa"/>
+              <w:right w:w="100" w:type="dxa"/>
+            </w:tcMar>
+            <w:shd w:fill="FAFAFA"/>
+          </w:tcPr>
+          <w:p>
+            <w:r/>
+          </w:p>
+          <w:p>
+            <w:pPr>
+              <w:spacing w:before="0" w:after="40" w:line="276" w:lineRule="auto"/>
+              <w:jc w:val="center"/>
+            </w:pPr>
+            <w:r>
+              <w:t>Khách hàng phản hồi góp ý trong vòng 03 ngày làm việc (Tối đa 02 vòng chỉnh sửa).</w:t>
+            </w:r>
+          </w:p>
+        </w:tc>
+      </w:tr>
+      <w:tr>
+        <w:trPr>
+          <w:cantSplit/>
+        </w:trPr>
+        <w:tc>
+          <w:tcPr>
+            <w:tcW w:type="dxa" w:w="936"/>
+            <w:vAlign w:val="center"/>
+            <w:tcW w:w="936" w:type="dxa"/>
+            <w:tcMar>
+              <w:top w:w="80" w:type="dxa"/>
+              <w:bottom w:w="80" w:type="dxa"/>
+              <w:left w:w="100" w:type="dxa"/>
+              <w:right w:w="100" w:type="dxa"/>
             </w:tcMar>
             <w:shd w:fill="FFFFFF"/>
           </w:tcPr>
@@ -1060,34 +1202,7 @@
           <w:p>
             <w:pPr>
               <w:spacing w:before="0" w:after="40" w:line="276" w:lineRule="auto"/>
-              <w:jc w:val="left"/>
-            </w:pPr>
-            <w:r>
-              <w:t>Khách hàng phản hồi góp ý trong vòng 03 ngày làm việc (Tối đa 02 vòng chỉnh sửa).</w:t>
-            </w:r>
-          </w:p>
-        </w:tc>
-      </w:tr>
-      <w:tr>
-        <w:tc>
-          <w:tcPr>
-            <w:tcW w:type="dxa" w:w="1921"/>
-            <w:vAlign w:val="center"/>
-            <w:tcMar>
-              <w:top w:w="120" w:type="dxa"/>
-              <w:bottom w:w="120" w:type="dxa"/>
-              <w:left w:w="160" w:type="dxa"/>
-              <w:right w:w="160" w:type="dxa"/>
-            </w:tcMar>
-            <w:shd w:fill="F8FAFC"/>
-          </w:tcPr>
-          <w:p>
-            <w:r/>
-          </w:p>
-          <w:p>
-            <w:pPr>
-              <w:spacing w:before="0" w:after="40" w:line="276" w:lineRule="auto"/>
-              <w:jc w:val="left"/>
+              <w:jc w:val="center"/>
             </w:pPr>
             <w:r>
               <w:rPr>
@@ -1099,15 +1214,16 @@
         </w:tc>
         <w:tc>
           <w:tcPr>
-            <w:tcW w:type="dxa" w:w="1921"/>
+            <w:tcW w:type="dxa" w:w="2088"/>
             <w:vAlign w:val="center"/>
+            <w:tcW w:w="2088" w:type="dxa"/>
             <w:tcMar>
-              <w:top w:w="120" w:type="dxa"/>
-              <w:bottom w:w="120" w:type="dxa"/>
-              <w:left w:w="160" w:type="dxa"/>
-              <w:right w:w="160" w:type="dxa"/>
+              <w:top w:w="80" w:type="dxa"/>
+              <w:bottom w:w="80" w:type="dxa"/>
+              <w:left w:w="100" w:type="dxa"/>
+              <w:right w:w="100" w:type="dxa"/>
             </w:tcMar>
-            <w:shd w:fill="F8FAFC"/>
+            <w:shd w:fill="FFFFFF"/>
           </w:tcPr>
           <w:p>
             <w:r/>
@@ -1124,15 +1240,16 @@
         </w:tc>
         <w:tc>
           <w:tcPr>
-            <w:tcW w:type="dxa" w:w="1921"/>
+            <w:tcW w:type="dxa" w:w="3989"/>
             <w:vAlign w:val="center"/>
+            <w:tcW w:w="3988" w:type="dxa"/>
             <w:tcMar>
-              <w:top w:w="120" w:type="dxa"/>
-              <w:bottom w:w="120" w:type="dxa"/>
-              <w:left w:w="160" w:type="dxa"/>
-              <w:right w:w="160" w:type="dxa"/>
+              <w:top w:w="80" w:type="dxa"/>
+              <w:bottom w:w="80" w:type="dxa"/>
+              <w:left w:w="100" w:type="dxa"/>
+              <w:right w:w="100" w:type="dxa"/>
             </w:tcMar>
-            <w:shd w:fill="F8FAFC"/>
+            <w:shd w:fill="FFFFFF"/>
           </w:tcPr>
           <w:p>
             <w:r/>
@@ -1149,15 +1266,16 @@
         </w:tc>
         <w:tc>
           <w:tcPr>
-            <w:tcW w:type="dxa" w:w="1921"/>
+            <w:tcW w:type="dxa" w:w="1656"/>
             <w:vAlign w:val="center"/>
+            <w:tcW w:w="1655" w:type="dxa"/>
             <w:tcMar>
-              <w:top w:w="120" w:type="dxa"/>
-              <w:bottom w:w="120" w:type="dxa"/>
-              <w:left w:w="160" w:type="dxa"/>
-              <w:right w:w="160" w:type="dxa"/>
+              <w:top w:w="80" w:type="dxa"/>
+              <w:bottom w:w="80" w:type="dxa"/>
+              <w:left w:w="100" w:type="dxa"/>
+              <w:right w:w="100" w:type="dxa"/>
             </w:tcMar>
-            <w:shd w:fill="F8FAFC"/>
+            <w:shd w:fill="FFFFFF"/>
           </w:tcPr>
           <w:p>
             <w:r/>
@@ -1174,40 +1292,14 @@
         </w:tc>
         <w:tc>
           <w:tcPr>
-            <w:tcW w:type="dxa" w:w="1921"/>
+            <w:tcW w:type="dxa" w:w="1080"/>
             <w:vAlign w:val="center"/>
+            <w:tcW w:w="1080" w:type="dxa"/>
             <w:tcMar>
-              <w:top w:w="120" w:type="dxa"/>
-              <w:bottom w:w="120" w:type="dxa"/>
-              <w:left w:w="160" w:type="dxa"/>
-              <w:right w:w="160" w:type="dxa"/>
-            </w:tcMar>
-            <w:shd w:fill="F8FAFC"/>
-          </w:tcPr>
-          <w:p>
-            <w:r/>
-          </w:p>
-          <w:p>
-            <w:pPr>
-              <w:spacing w:before="0" w:after="40" w:line="276" w:lineRule="auto"/>
-              <w:jc w:val="left"/>
-            </w:pPr>
-            <w:r>
-              <w:t>Khách hàng cung cấp quyền quản trị DNS tên miền và xác nhận nội dung bài viết.</w:t>
-            </w:r>
-          </w:p>
-        </w:tc>
-      </w:tr>
-      <w:tr>
-        <w:tc>
-          <w:tcPr>
-            <w:tcW w:type="dxa" w:w="1921"/>
-            <w:vAlign w:val="center"/>
-            <w:tcMar>
-              <w:top w:w="120" w:type="dxa"/>
-              <w:bottom w:w="120" w:type="dxa"/>
-              <w:left w:w="160" w:type="dxa"/>
-              <w:right w:w="160" w:type="dxa"/>
+              <w:top w:w="80" w:type="dxa"/>
+              <w:bottom w:w="80" w:type="dxa"/>
+              <w:left w:w="100" w:type="dxa"/>
+              <w:right w:w="100" w:type="dxa"/>
             </w:tcMar>
             <w:shd w:fill="FFFFFF"/>
           </w:tcPr>
@@ -1217,7 +1309,38 @@
           <w:p>
             <w:pPr>
               <w:spacing w:before="0" w:after="40" w:line="276" w:lineRule="auto"/>
-              <w:jc w:val="left"/>
+              <w:jc w:val="center"/>
+            </w:pPr>
+            <w:r>
+              <w:t>Khách hàng cung cấp quyền quản trị DNS tên miền và xác nhận nội dung bài viết.</w:t>
+            </w:r>
+          </w:p>
+        </w:tc>
+      </w:tr>
+      <w:tr>
+        <w:trPr>
+          <w:cantSplit/>
+        </w:trPr>
+        <w:tc>
+          <w:tcPr>
+            <w:tcW w:type="dxa" w:w="936"/>
+            <w:vAlign w:val="center"/>
+            <w:tcW w:w="936" w:type="dxa"/>
+            <w:tcMar>
+              <w:top w:w="80" w:type="dxa"/>
+              <w:bottom w:w="80" w:type="dxa"/>
+              <w:left w:w="100" w:type="dxa"/>
+              <w:right w:w="100" w:type="dxa"/>
+            </w:tcMar>
+            <w:shd w:fill="FAFAFA"/>
+          </w:tcPr>
+          <w:p>
+            <w:r/>
+          </w:p>
+          <w:p>
+            <w:pPr>
+              <w:spacing w:before="0" w:after="40" w:line="276" w:lineRule="auto"/>
+              <w:jc w:val="center"/>
             </w:pPr>
             <w:r>
               <w:rPr>
@@ -1229,15 +1352,16 @@
         </w:tc>
         <w:tc>
           <w:tcPr>
-            <w:tcW w:type="dxa" w:w="1921"/>
+            <w:tcW w:type="dxa" w:w="2088"/>
             <w:vAlign w:val="center"/>
+            <w:tcW w:w="2088" w:type="dxa"/>
             <w:tcMar>
-              <w:top w:w="120" w:type="dxa"/>
-              <w:bottom w:w="120" w:type="dxa"/>
-              <w:left w:w="160" w:type="dxa"/>
-              <w:right w:w="160" w:type="dxa"/>
+              <w:top w:w="80" w:type="dxa"/>
+              <w:bottom w:w="80" w:type="dxa"/>
+              <w:left w:w="100" w:type="dxa"/>
+              <w:right w:w="100" w:type="dxa"/>
             </w:tcMar>
-            <w:shd w:fill="FFFFFF"/>
+            <w:shd w:fill="FAFAFA"/>
           </w:tcPr>
           <w:p>
             <w:r/>
@@ -1254,15 +1378,16 @@
         </w:tc>
         <w:tc>
           <w:tcPr>
-            <w:tcW w:type="dxa" w:w="1921"/>
+            <w:tcW w:type="dxa" w:w="3989"/>
             <w:vAlign w:val="center"/>
+            <w:tcW w:w="3988" w:type="dxa"/>
             <w:tcMar>
-              <w:top w:w="120" w:type="dxa"/>
-              <w:bottom w:w="120" w:type="dxa"/>
-              <w:left w:w="160" w:type="dxa"/>
-              <w:right w:w="160" w:type="dxa"/>
+              <w:top w:w="80" w:type="dxa"/>
+              <w:bottom w:w="80" w:type="dxa"/>
+              <w:left w:w="100" w:type="dxa"/>
+              <w:right w:w="100" w:type="dxa"/>
             </w:tcMar>
-            <w:shd w:fill="FFFFFF"/>
+            <w:shd w:fill="FAFAFA"/>
           </w:tcPr>
           <w:p>
             <w:r/>
@@ -1289,15 +1414,16 @@
         </w:tc>
         <w:tc>
           <w:tcPr>
-            <w:tcW w:type="dxa" w:w="1921"/>
+            <w:tcW w:type="dxa" w:w="1656"/>
             <w:vAlign w:val="center"/>
+            <w:tcW w:w="1655" w:type="dxa"/>
             <w:tcMar>
-              <w:top w:w="120" w:type="dxa"/>
-              <w:bottom w:w="120" w:type="dxa"/>
-              <w:left w:w="160" w:type="dxa"/>
-              <w:right w:w="160" w:type="dxa"/>
+              <w:top w:w="80" w:type="dxa"/>
+              <w:bottom w:w="80" w:type="dxa"/>
+              <w:left w:w="100" w:type="dxa"/>
+              <w:right w:w="100" w:type="dxa"/>
             </w:tcMar>
-            <w:shd w:fill="FFFFFF"/>
+            <w:shd w:fill="FAFAFA"/>
           </w:tcPr>
           <w:p>
             <w:r/>
@@ -1314,15 +1440,16 @@
         </w:tc>
         <w:tc>
           <w:tcPr>
-            <w:tcW w:type="dxa" w:w="1921"/>
+            <w:tcW w:type="dxa" w:w="1080"/>
             <w:vAlign w:val="center"/>
+            <w:tcW w:w="1080" w:type="dxa"/>
             <w:tcMar>
-              <w:top w:w="120" w:type="dxa"/>
-              <w:bottom w:w="120" w:type="dxa"/>
-              <w:left w:w="160" w:type="dxa"/>
-              <w:right w:w="160" w:type="dxa"/>
+              <w:top w:w="80" w:type="dxa"/>
+              <w:bottom w:w="80" w:type="dxa"/>
+              <w:left w:w="100" w:type="dxa"/>
+              <w:right w:w="100" w:type="dxa"/>
             </w:tcMar>
-            <w:shd w:fill="FFFFFF"/>
+            <w:shd w:fill="FAFAFA"/>
           </w:tcPr>
           <w:p>
             <w:r/>
@@ -1330,7 +1457,7 @@
           <w:p>
             <w:pPr>
               <w:spacing w:before="0" w:after="40" w:line="276" w:lineRule="auto"/>
-              <w:jc w:val="left"/>
+              <w:jc w:val="center"/>
             </w:pPr>
             <w:r>
               <w:t>Khách hàng ký Biên bản nghiệm thu và thanh toán dứt điểm 50% còn lại.</w:t>
@@ -1346,32 +1473,22 @@
     </w:p>
     <w:p>
       <w:pPr>
-        <w:spacing w:after="120" w:before="80"/>
-      </w:pPr>
-      <w:r>
-        <w:rPr>
-          <w:color w:val="CBD5E1"/>
-        </w:rPr>
-        <w:t>―――――――――――――――――――――――――――――――――――――――――――――――――――――――</w:t>
-      </w:r>
-    </w:p>
-    <w:p>
-      <w:pPr>
-        <w:spacing w:before="160" w:after="60"/>
+        <w:spacing w:before="180" w:after="60" w:line="276" w:lineRule="auto"/>
+        <w:jc w:val="left"/>
       </w:pPr>
       <w:r>
         <w:rPr>
           <w:b/>
-          <w:color w:val="0D7647"/>
-          <w:sz w:val="23"/>
+          <w:color w:val="0F172A"/>
+          <w:sz w:val="22"/>
         </w:rPr>
         <w:t>PHẦN IV: QUY TẮC PHẢN HỒI VÀ GIỚI HẠN SỐ LẦN CHỈNH SỬA</w:t>
       </w:r>
     </w:p>
     <w:p>
       <w:pPr>
-        <w:spacing w:after="80" w:before="0" w:line="276" w:lineRule="auto"/>
-        <w:jc w:val="left"/>
+        <w:spacing w:before="20" w:after="60" w:line="276" w:lineRule="auto"/>
+        <w:jc w:val="both"/>
       </w:pPr>
       <w:r>
         <w:t>Để bảo đảm dự án hoàn thành đúng tiến độ và không bị trượt kế hoạch:</w:t>
@@ -1379,9 +1496,8 @@
     </w:p>
     <w:p>
       <w:pPr>
-        <w:spacing w:after="60" w:before="20" w:line="276" w:lineRule="auto"/>
-        <w:ind w:left="288"/>
-        <w:jc w:val="left"/>
+        <w:spacing w:before="20" w:after="60" w:line="276" w:lineRule="auto"/>
+        <w:jc w:val="both"/>
       </w:pPr>
       <w:r>
         <w:t xml:space="preserve">1. </w:t>
@@ -1395,12 +1511,12 @@
     </w:p>
     <w:p>
       <w:pPr>
-        <w:spacing w:after="60" w:before="20" w:line="276" w:lineRule="auto"/>
+        <w:spacing w:before="20" w:after="40" w:line="276" w:lineRule="auto"/>
         <w:ind w:left="360"/>
-        <w:jc w:val="left"/>
+        <w:jc w:val="both"/>
       </w:pPr>
       <w:r>
-        <w:t xml:space="preserve">•  Tại Giai đoạn Thiết kế Demo (M2), Khách hàng được quyền yêu cầu tối đa </w:t>
+        <w:t xml:space="preserve">Tại Giai đoạn Thiết kế Demo (M2), Khách hàng được quyền yêu cầu tối đa </w:t>
       </w:r>
       <w:r>
         <w:rPr>
@@ -1414,29 +1530,28 @@
     </w:p>
     <w:p>
       <w:pPr>
-        <w:spacing w:after="60" w:before="20" w:line="276" w:lineRule="auto"/>
+        <w:spacing w:before="20" w:after="40" w:line="276" w:lineRule="auto"/>
         <w:ind w:left="360"/>
-        <w:jc w:val="left"/>
+        <w:jc w:val="both"/>
       </w:pPr>
       <w:r>
-        <w:t>•  Các yêu cầu chỉnh sửa phải được tổng hợp bằng văn bản thành 01 danh sách duy nhất gửi qua Email chính thức, không gửi rời rạc qua tin nhắn;</w:t>
+        <w:t>Các yêu cầu chỉnh sửa phải được tổng hợp bằng văn bản thành 01 danh sách duy nhất gửi qua Email chính thức, không gửi rời rạc qua tin nhắn;</w:t>
       </w:r>
     </w:p>
     <w:p>
       <w:pPr>
-        <w:spacing w:after="60" w:before="20" w:line="276" w:lineRule="auto"/>
+        <w:spacing w:before="20" w:after="40" w:line="276" w:lineRule="auto"/>
         <w:ind w:left="360"/>
-        <w:jc w:val="left"/>
+        <w:jc w:val="both"/>
       </w:pPr>
       <w:r>
-        <w:t>•  Yêu cầu chỉnh sửa không được làm thay đổi hoàn toàn cấu trúc sitemap đã được duyệt tại M1.</w:t>
+        <w:t>Yêu cầu chỉnh sửa không được làm thay đổi hoàn toàn cấu trúc sitemap đã được duyệt tại M1.</w:t>
       </w:r>
     </w:p>
     <w:p>
       <w:pPr>
-        <w:spacing w:after="60" w:before="20" w:line="276" w:lineRule="auto"/>
-        <w:ind w:left="288"/>
-        <w:jc w:val="left"/>
+        <w:spacing w:before="20" w:after="60" w:line="276" w:lineRule="auto"/>
+        <w:jc w:val="both"/>
       </w:pPr>
       <w:r>
         <w:t xml:space="preserve">2. </w:t>
@@ -1450,12 +1565,12 @@
     </w:p>
     <w:p>
       <w:pPr>
-        <w:spacing w:after="60" w:before="20" w:line="276" w:lineRule="auto"/>
+        <w:spacing w:before="20" w:after="40" w:line="276" w:lineRule="auto"/>
         <w:ind w:left="360"/>
-        <w:jc w:val="left"/>
+        <w:jc w:val="both"/>
       </w:pPr>
       <w:r>
-        <w:t xml:space="preserve">•  Khi LocalMate gửi thông báo hoàn thành bàn giao từng mốc (M1, M2, M3, M4) qua Email chính thức: Khách hàng có trách nhiệm kiểm tra và phản hồi trong thời hạn tối đa </w:t>
+        <w:t xml:space="preserve">Khi LocalMate gửi thông báo hoàn thành bàn giao từng mốc (M1, M2, M3, M4) qua Email chính thức: Khách hàng có trách nhiệm kiểm tra và phản hồi trong thời hạn tối đa </w:t>
       </w:r>
       <w:r>
         <w:rPr>
@@ -1469,12 +1584,12 @@
     </w:p>
     <w:p>
       <w:pPr>
-        <w:spacing w:after="60" w:before="20" w:line="276" w:lineRule="auto"/>
+        <w:spacing w:before="20" w:after="40" w:line="276" w:lineRule="auto"/>
         <w:ind w:left="360"/>
-        <w:jc w:val="left"/>
+        <w:jc w:val="both"/>
       </w:pPr>
       <w:r>
-        <w:t xml:space="preserve">•  Trường hợp quá 03 ngày làm việc mà Khách hàng không có phản hồi bằng văn bản và không đưa ra lý do chính đáng, mốc công việc đó được coi là </w:t>
+        <w:t xml:space="preserve">Trường hợp quá 03 ngày làm việc mà Khách hàng không có phản hồi bằng văn bản và không đưa ra lý do chính đáng, mốc công việc đó được coi là </w:t>
       </w:r>
       <w:r>
         <w:rPr>
@@ -1488,29 +1603,18 @@
     </w:p>
     <w:p>
       <w:pPr>
-        <w:spacing w:after="60" w:before="20" w:line="276" w:lineRule="auto"/>
+        <w:spacing w:before="20" w:after="40" w:line="276" w:lineRule="auto"/>
         <w:ind w:left="360"/>
-        <w:jc w:val="left"/>
+        <w:jc w:val="both"/>
       </w:pPr>
       <w:r>
-        <w:t>•  Trường hợp Khách hàng đưa sản phẩm bàn giao vào sử dụng thực tế (trỏ tên miền chính thức, chạy quảng cáo, tiếp nhận khách hàng thật), sản phẩm được coi là đã được nghiệm thu trên thực tế (Fact-based Acceptance).</w:t>
+        <w:t>Trường hợp Khách hàng đưa sản phẩm bàn giao vào sử dụng thực tế (trỏ tên miền chính thức, chạy quảng cáo, tiếp nhận khách hàng thật), sản phẩm được coi là đã được nghiệm thu trên thực tế (Fact-based Acceptance).</w:t>
       </w:r>
     </w:p>
     <w:p>
       <w:pPr>
-        <w:spacing w:after="120" w:before="80"/>
-      </w:pPr>
-      <w:r>
-        <w:rPr>
-          <w:color w:val="CBD5E1"/>
-        </w:rPr>
-        <w:t>―――――――――――――――――――――――――――――――――――――――――――――――――――――――</w:t>
-      </w:r>
-    </w:p>
-    <w:p>
-      <w:pPr>
-        <w:spacing w:after="80" w:before="0" w:line="276" w:lineRule="auto"/>
-        <w:jc w:val="left"/>
+        <w:spacing w:before="20" w:after="60" w:line="276" w:lineRule="auto"/>
+        <w:jc w:val="both"/>
       </w:pPr>
       <w:r>
         <w:t>Bản Đặc tả phạm vi công việc (SOW) này được lập thành 02 (hai) bản có giá trị pháp lý tương đương, là cơ sở kỹ thuật duy nhất để Hai Bên đối chiếu nghiệm thu dịch vụ.</w:t>
@@ -1531,21 +1635,25 @@
         </w:tblBorders>
       </w:tblPr>
       <w:tblGrid>
-        <w:gridCol w:w="4802"/>
-        <w:gridCol w:w="4802"/>
+        <w:gridCol w:w="4874"/>
+        <w:gridCol w:w="4874"/>
       </w:tblGrid>
       <w:tr>
+        <w:trPr>
+          <w:cantSplit/>
+        </w:trPr>
         <w:tc>
           <w:tcPr>
-            <w:tcW w:type="dxa" w:w="4802"/>
+            <w:tcW w:type="dxa" w:w="4867"/>
             <w:vAlign w:val="center"/>
+            <w:tcW w:w="4867" w:type="dxa"/>
             <w:tcMar>
-              <w:top w:w="120" w:type="dxa"/>
-              <w:bottom w:w="120" w:type="dxa"/>
-              <w:left w:w="160" w:type="dxa"/>
-              <w:right w:w="160" w:type="dxa"/>
+              <w:top w:w="90" w:type="dxa"/>
+              <w:bottom w:w="90" w:type="dxa"/>
+              <w:left w:w="100" w:type="dxa"/>
+              <w:right w:w="100" w:type="dxa"/>
             </w:tcMar>
-            <w:shd w:fill="EDF7F1"/>
+            <w:shd w:fill="F8FAFC"/>
           </w:tcPr>
           <w:p>
             <w:r/>
@@ -1558,7 +1666,7 @@
             <w:r>
               <w:rPr>
                 <w:b/>
-                <w:color w:val="0D7647"/>
+                <w:sz w:val="20"/>
               </w:rPr>
               <w:t>ĐẠI DIỆN BÊN A (KHÁCH HÀNG)</w:t>
             </w:r>
@@ -1566,15 +1674,16 @@
         </w:tc>
         <w:tc>
           <w:tcPr>
-            <w:tcW w:type="dxa" w:w="4802"/>
+            <w:tcW w:type="dxa" w:w="4882"/>
             <w:vAlign w:val="center"/>
+            <w:tcW w:w="4881" w:type="dxa"/>
             <w:tcMar>
-              <w:top w:w="120" w:type="dxa"/>
-              <w:bottom w:w="120" w:type="dxa"/>
-              <w:left w:w="160" w:type="dxa"/>
-              <w:right w:w="160" w:type="dxa"/>
+              <w:top w:w="90" w:type="dxa"/>
+              <w:bottom w:w="90" w:type="dxa"/>
+              <w:left w:w="100" w:type="dxa"/>
+              <w:right w:w="100" w:type="dxa"/>
             </w:tcMar>
-            <w:shd w:fill="EDF7F1"/>
+            <w:shd w:fill="F8FAFC"/>
           </w:tcPr>
           <w:p>
             <w:r/>
@@ -1587,7 +1696,7 @@
             <w:r>
               <w:rPr>
                 <w:b/>
-                <w:color w:val="0D7647"/>
+                <w:sz w:val="20"/>
               </w:rPr>
               <w:t>ĐẠI DIỆN BÊN B (LOCALMATE)</w:t>
             </w:r>
@@ -1595,17 +1704,21 @@
         </w:tc>
       </w:tr>
       <w:tr>
+        <w:trPr>
+          <w:cantSplit/>
+        </w:trPr>
         <w:tc>
           <w:tcPr>
-            <w:tcW w:type="dxa" w:w="4802"/>
+            <w:tcW w:type="dxa" w:w="4867"/>
             <w:vAlign w:val="center"/>
+            <w:tcW w:w="4867" w:type="dxa"/>
             <w:tcMar>
-              <w:top w:w="120" w:type="dxa"/>
-              <w:bottom w:w="120" w:type="dxa"/>
-              <w:left w:w="160" w:type="dxa"/>
-              <w:right w:w="160" w:type="dxa"/>
+              <w:top w:w="80" w:type="dxa"/>
+              <w:bottom w:w="80" w:type="dxa"/>
+              <w:left w:w="100" w:type="dxa"/>
+              <w:right w:w="100" w:type="dxa"/>
             </w:tcMar>
-            <w:shd w:fill="F8FAFC"/>
+            <w:shd w:fill="FFFFFF"/>
           </w:tcPr>
           <w:p>
             <w:r/>
@@ -1625,15 +1738,16 @@
         </w:tc>
         <w:tc>
           <w:tcPr>
-            <w:tcW w:type="dxa" w:w="4802"/>
+            <w:tcW w:type="dxa" w:w="4882"/>
             <w:vAlign w:val="center"/>
+            <w:tcW w:w="4881" w:type="dxa"/>
             <w:tcMar>
-              <w:top w:w="120" w:type="dxa"/>
-              <w:bottom w:w="120" w:type="dxa"/>
-              <w:left w:w="160" w:type="dxa"/>
-              <w:right w:w="160" w:type="dxa"/>
+              <w:top w:w="80" w:type="dxa"/>
+              <w:bottom w:w="80" w:type="dxa"/>
+              <w:left w:w="100" w:type="dxa"/>
+              <w:right w:w="100" w:type="dxa"/>
             </w:tcMar>
-            <w:shd w:fill="F8FAFC"/>
+            <w:shd w:fill="FFFFFF"/>
           </w:tcPr>
           <w:p>
             <w:r/>
@@ -1653,99 +1767,60 @@
         </w:tc>
       </w:tr>
       <w:tr>
+        <w:trPr>
+          <w:cantSplit/>
+        </w:trPr>
         <w:tc>
           <w:tcPr>
-            <w:tcW w:type="dxa" w:w="4802"/>
+            <w:tcW w:type="dxa" w:w="4867"/>
             <w:vAlign w:val="center"/>
+            <w:tcW w:w="4867" w:type="dxa"/>
             <w:tcMar>
-              <w:top w:w="120" w:type="dxa"/>
-              <w:bottom w:w="120" w:type="dxa"/>
-              <w:left w:w="160" w:type="dxa"/>
-              <w:right w:w="160" w:type="dxa"/>
+              <w:top w:w="80" w:type="dxa"/>
+              <w:bottom w:w="80" w:type="dxa"/>
+              <w:left w:w="100" w:type="dxa"/>
+              <w:right w:w="100" w:type="dxa"/>
             </w:tcMar>
-            <w:shd w:fill="FFFFFF"/>
+            <w:shd w:fill="FAFAFA"/>
           </w:tcPr>
           <w:p>
             <w:r/>
           </w:p>
-          <w:p>
-            <w:pPr>
-              <w:spacing w:before="0" w:after="40" w:line="276" w:lineRule="auto"/>
-              <w:jc w:val="left"/>
-            </w:pPr>
-          </w:p>
-          <w:p>
-            <w:pPr>
-              <w:spacing w:before="0" w:after="40" w:line="276" w:lineRule="auto"/>
-              <w:jc w:val="left"/>
-            </w:pPr>
-          </w:p>
-          <w:p>
-            <w:pPr>
-              <w:spacing w:before="0" w:after="40" w:line="276" w:lineRule="auto"/>
-              <w:jc w:val="left"/>
-            </w:pPr>
-          </w:p>
-          <w:p>
-            <w:pPr>
-              <w:spacing w:before="0" w:after="40" w:line="276" w:lineRule="auto"/>
-              <w:jc w:val="left"/>
-            </w:pPr>
-          </w:p>
         </w:tc>
         <w:tc>
           <w:tcPr>
-            <w:tcW w:type="dxa" w:w="4802"/>
+            <w:tcW w:type="dxa" w:w="4882"/>
             <w:vAlign w:val="center"/>
+            <w:tcW w:w="4881" w:type="dxa"/>
             <w:tcMar>
-              <w:top w:w="120" w:type="dxa"/>
-              <w:bottom w:w="120" w:type="dxa"/>
-              <w:left w:w="160" w:type="dxa"/>
-              <w:right w:w="160" w:type="dxa"/>
+              <w:top w:w="80" w:type="dxa"/>
+              <w:bottom w:w="80" w:type="dxa"/>
+              <w:left w:w="100" w:type="dxa"/>
+              <w:right w:w="100" w:type="dxa"/>
             </w:tcMar>
-            <w:shd w:fill="FFFFFF"/>
+            <w:shd w:fill="FAFAFA"/>
           </w:tcPr>
           <w:p>
             <w:r/>
           </w:p>
-          <w:p>
-            <w:pPr>
-              <w:spacing w:before="0" w:after="40" w:line="276" w:lineRule="auto"/>
-              <w:jc w:val="left"/>
-            </w:pPr>
-          </w:p>
-          <w:p>
-            <w:pPr>
-              <w:spacing w:before="0" w:after="40" w:line="276" w:lineRule="auto"/>
-              <w:jc w:val="left"/>
-            </w:pPr>
-          </w:p>
-          <w:p>
-            <w:pPr>
-              <w:spacing w:before="0" w:after="40" w:line="276" w:lineRule="auto"/>
-              <w:jc w:val="left"/>
-            </w:pPr>
-          </w:p>
-          <w:p>
-            <w:pPr>
-              <w:spacing w:before="0" w:after="40" w:line="276" w:lineRule="auto"/>
-              <w:jc w:val="left"/>
-            </w:pPr>
-          </w:p>
         </w:tc>
       </w:tr>
       <w:tr>
+        <w:trPr>
+          <w:cantSplit/>
+        </w:trPr>
         <w:tc>
           <w:tcPr>
-            <w:tcW w:type="dxa" w:w="4802"/>
+            <w:tcW w:type="dxa" w:w="4867"/>
             <w:vAlign w:val="center"/>
+            <w:tcW w:w="4867" w:type="dxa"/>
             <w:tcMar>
-              <w:top w:w="120" w:type="dxa"/>
-              <w:bottom w:w="120" w:type="dxa"/>
-              <w:left w:w="160" w:type="dxa"/>
-              <w:right w:w="160" w:type="dxa"/>
+              <w:top w:w="80" w:type="dxa"/>
+              <w:bottom w:w="80" w:type="dxa"/>
+              <w:left w:w="100" w:type="dxa"/>
+              <w:right w:w="100" w:type="dxa"/>
             </w:tcMar>
-            <w:shd w:fill="F8FAFC"/>
+            <w:shd w:fill="FFFFFF"/>
           </w:tcPr>
           <w:p>
             <w:r/>
@@ -1768,15 +1843,16 @@
         </w:tc>
         <w:tc>
           <w:tcPr>
-            <w:tcW w:type="dxa" w:w="4802"/>
+            <w:tcW w:type="dxa" w:w="4882"/>
             <w:vAlign w:val="center"/>
+            <w:tcW w:w="4881" w:type="dxa"/>
             <w:tcMar>
-              <w:top w:w="120" w:type="dxa"/>
-              <w:bottom w:w="120" w:type="dxa"/>
-              <w:left w:w="160" w:type="dxa"/>
-              <w:right w:w="160" w:type="dxa"/>
+              <w:top w:w="80" w:type="dxa"/>
+              <w:bottom w:w="80" w:type="dxa"/>
+              <w:left w:w="100" w:type="dxa"/>
+              <w:right w:w="100" w:type="dxa"/>
             </w:tcMar>
-            <w:shd w:fill="F8FAFC"/>
+            <w:shd w:fill="FFFFFF"/>
           </w:tcPr>
           <w:p>
             <w:r/>
@@ -1799,17 +1875,21 @@
         </w:tc>
       </w:tr>
       <w:tr>
+        <w:trPr>
+          <w:cantSplit/>
+        </w:trPr>
         <w:tc>
           <w:tcPr>
-            <w:tcW w:type="dxa" w:w="4802"/>
+            <w:tcW w:type="dxa" w:w="4867"/>
             <w:vAlign w:val="center"/>
+            <w:tcW w:w="4867" w:type="dxa"/>
             <w:tcMar>
-              <w:top w:w="120" w:type="dxa"/>
-              <w:bottom w:w="120" w:type="dxa"/>
-              <w:left w:w="160" w:type="dxa"/>
-              <w:right w:w="160" w:type="dxa"/>
+              <w:top w:w="80" w:type="dxa"/>
+              <w:bottom w:w="80" w:type="dxa"/>
+              <w:left w:w="100" w:type="dxa"/>
+              <w:right w:w="100" w:type="dxa"/>
             </w:tcMar>
-            <w:shd w:fill="FFFFFF"/>
+            <w:shd w:fill="FAFAFA"/>
           </w:tcPr>
           <w:p>
             <w:r/>
@@ -1832,15 +1912,16 @@
         </w:tc>
         <w:tc>
           <w:tcPr>
-            <w:tcW w:type="dxa" w:w="4802"/>
+            <w:tcW w:type="dxa" w:w="4882"/>
             <w:vAlign w:val="center"/>
+            <w:tcW w:w="4881" w:type="dxa"/>
             <w:tcMar>
-              <w:top w:w="120" w:type="dxa"/>
-              <w:bottom w:w="120" w:type="dxa"/>
-              <w:left w:w="160" w:type="dxa"/>
-              <w:right w:w="160" w:type="dxa"/>
+              <w:top w:w="80" w:type="dxa"/>
+              <w:bottom w:w="80" w:type="dxa"/>
+              <w:left w:w="100" w:type="dxa"/>
+              <w:right w:w="100" w:type="dxa"/>
             </w:tcMar>
-            <w:shd w:fill="FFFFFF"/>
+            <w:shd w:fill="FAFAFA"/>
           </w:tcPr>
           <w:p>
             <w:r/>
@@ -1863,17 +1944,21 @@
         </w:tc>
       </w:tr>
       <w:tr>
+        <w:trPr>
+          <w:cantSplit/>
+        </w:trPr>
         <w:tc>
           <w:tcPr>
-            <w:tcW w:type="dxa" w:w="4802"/>
+            <w:tcW w:type="dxa" w:w="4867"/>
             <w:vAlign w:val="center"/>
+            <w:tcW w:w="4867" w:type="dxa"/>
             <w:tcMar>
-              <w:top w:w="120" w:type="dxa"/>
-              <w:bottom w:w="120" w:type="dxa"/>
-              <w:left w:w="160" w:type="dxa"/>
-              <w:right w:w="160" w:type="dxa"/>
+              <w:top w:w="80" w:type="dxa"/>
+              <w:bottom w:w="80" w:type="dxa"/>
+              <w:left w:w="100" w:type="dxa"/>
+              <w:right w:w="100" w:type="dxa"/>
             </w:tcMar>
-            <w:shd w:fill="F8FAFC"/>
+            <w:shd w:fill="FFFFFF"/>
           </w:tcPr>
           <w:p>
             <w:r/>
@@ -1896,15 +1981,16 @@
         </w:tc>
         <w:tc>
           <w:tcPr>
-            <w:tcW w:type="dxa" w:w="4802"/>
+            <w:tcW w:type="dxa" w:w="4882"/>
             <w:vAlign w:val="center"/>
+            <w:tcW w:w="4881" w:type="dxa"/>
             <w:tcMar>
-              <w:top w:w="120" w:type="dxa"/>
-              <w:bottom w:w="120" w:type="dxa"/>
-              <w:left w:w="160" w:type="dxa"/>
-              <w:right w:w="160" w:type="dxa"/>
+              <w:top w:w="80" w:type="dxa"/>
+              <w:bottom w:w="80" w:type="dxa"/>
+              <w:left w:w="100" w:type="dxa"/>
+              <w:right w:w="100" w:type="dxa"/>
             </w:tcMar>
-            <w:shd w:fill="F8FAFC"/>
+            <w:shd w:fill="FFFFFF"/>
           </w:tcPr>
           <w:p>
             <w:r/>
@@ -1934,7 +2020,7 @@
     </w:p>
     <w:sectPr>
       <w:pgSz w:w="11909" w:h="16834"/>
-      <w:pgMar w:top="1152" w:right="1152" w:bottom="1152" w:left="1152" w:header="720" w:footer="720" w:gutter="0"/>
+      <w:pgMar w:top="1138" w:right="936" w:bottom="1138" w:left="1224" w:header="720" w:footer="720" w:gutter="0"/>
       <w:cols w:space="720"/>
       <w:docGrid w:linePitch="360"/>
     </w:sectPr>
@@ -2307,7 +2393,7 @@
     <w:rsid w:val="00FC693F"/>
     <w:rPr>
       <w:rFonts w:ascii="Times New Roman" w:hAnsi="Times New Roman"/>
-      <w:color w:val="1E293B"/>
+      <w:color w:val="0F172A"/>
       <w:sz w:val="22"/>
     </w:rPr>
   </w:style>
